--- a/word_reports/LP_0057_위치_141_Andy Williams_Today's Mov.docx
+++ b/word_reports/LP_0057_위치_141_Andy Williams_Today's Mov.docx
@@ -4,7 +4,7 @@
   <w:body>
     <w:p>
       <w:pPr>
-        <w:spacing w:after="280"/>
+        <w:spacing w:after="80"/>
       </w:pPr>
       <w:r>
         <w:rPr w:rFonts="맑은 고딕">
@@ -13,94 +13,47 @@
           <w:color w:val="1E3A8A"/>
           <w:sz w:val="30"/>
         </w:rPr>
-        <w:t>[141] Andy Williams - Today's Movie Hits</w:t>
+        <w:t>Andy Williams (앤디 윌리엄스) - Today's Movie Hits</w:t>
       </w:r>
     </w:p>
     <w:p>
       <w:pPr>
-        <w:spacing w:after="320"/>
+        <w:spacing w:after="240"/>
       </w:pPr>
       <w:r>
         <w:rPr w:rFonts="맑은 고딕">
           <w:rFonts w:ascii="맑은 고딕" w:hAnsi="맑은 고딕" w:eastAsia="맑은 고딕"/>
           <w:b/>
-          <w:sz w:val="20"/>
+          <w:color w:val="4B5563"/>
+          <w:sz w:val="22"/>
         </w:rPr>
-        <w:t>■ 위치 : 141</w:t>
-        <w:br/>
-      </w:r>
-      <w:r>
-        <w:rPr w:rFonts="맑은 고딕">
-          <w:rFonts w:ascii="맑은 고딕" w:hAnsi="맑은 고딕" w:eastAsia="맑은 고딕"/>
-          <w:b/>
-          <w:sz w:val="20"/>
-        </w:rPr>
-        <w:t>■ 아티스트 : Andy Williams</w:t>
-        <w:br/>
-      </w:r>
-      <w:r>
-        <w:rPr w:rFonts="맑은 고딕">
-          <w:rFonts w:ascii="맑은 고딕" w:hAnsi="맑은 고딕" w:eastAsia="맑은 고딕"/>
-          <w:b/>
-          <w:sz w:val="20"/>
-        </w:rPr>
-        <w:t>■ 앨범명 : Today's Movie Hits</w:t>
-        <w:br/>
-      </w:r>
-      <w:r>
-        <w:rPr w:rFonts="맑은 고딕">
-          <w:rFonts w:ascii="맑은 고딕" w:hAnsi="맑은 고딕" w:eastAsia="맑은 고딕"/>
-          <w:b w:val="0"/>
-          <w:sz w:val="20"/>
-        </w:rPr>
-        <w:t>■ 음반 레이블 : Columbia Records</w:t>
-        <w:br/>
-      </w:r>
-      <w:r>
-        <w:rPr w:rFonts="맑은 고딕">
-          <w:rFonts w:ascii="맑은 고딕" w:hAnsi="맑은 고딕" w:eastAsia="맑은 고딕"/>
-          <w:b w:val="0"/>
-          <w:sz w:val="20"/>
-        </w:rPr>
-        <w:t>■ 발매년도 : 1967</w:t>
-        <w:br/>
-      </w:r>
-      <w:r>
-        <w:rPr w:rFonts="맑은 고딕">
-          <w:rFonts w:ascii="맑은 고딕" w:hAnsi="맑은 고딕" w:eastAsia="맑은 고딕"/>
-          <w:b w:val="0"/>
-          <w:sz w:val="20"/>
-        </w:rPr>
-        <w:t>■ 장르 : 팝 / 이지 리스닝 / 영화 음악 (Pop / Easy Listening / Traditional Pop)</w:t>
-        <w:br/>
-      </w:r>
-      <w:r>
-        <w:rPr w:rFonts="맑은 고딕">
-          <w:rFonts w:ascii="맑은 고딕" w:hAnsi="맑은 고딕" w:eastAsia="맑은 고딕"/>
-          <w:b w:val="0"/>
-          <w:sz w:val="20"/>
-        </w:rPr>
-        <w:t>■ 주요 수록곡 : - You Only Live Twice (영화 '007 두 번 살다' 주제가)</w:t>
-        <w:br/>
+        <w:t>위치 :  141</w:t>
       </w:r>
     </w:p>
     <w:p>
       <w:pPr>
-        <w:spacing w:after="160"/>
+        <w:spacing w:line="324" w:lineRule="auto" w:before="80" w:after="160"/>
       </w:pPr>
       <w:r>
         <w:rPr w:rFonts="맑은 고딕">
           <w:rFonts w:ascii="맑은 고딕" w:hAnsi="맑은 고딕" w:eastAsia="맑은 고딕"/>
           <w:b/>
           <w:color w:val="1F2937"/>
-          <w:sz w:val="24"/>
+          <w:sz w:val="22"/>
         </w:rPr>
-        <w:t>■ 음반 해설 및 감상 가이드</w:t>
+        <w:t xml:space="preserve">[음반 소개] </w:t>
+      </w:r>
+      <w:r>
+        <w:rPr w:rFonts="맑은 고딕">
+          <w:rFonts w:ascii="맑은 고딕" w:hAnsi="맑은 고딕" w:eastAsia="맑은 고딕"/>
+          <w:b w:val="0"/>
+          <w:sz w:val="21"/>
+        </w:rPr>
       </w:r>
     </w:p>
     <w:p>
       <w:pPr>
-        <w:spacing w:line="312" w:lineRule="auto" w:after="120"/>
+        <w:spacing w:line="324" w:lineRule="auto" w:after="120"/>
       </w:pPr>
       <w:r>
         <w:rPr w:rFonts="맑은 고딕">
@@ -108,51 +61,516 @@
           <w:b w:val="0"/>
           <w:sz w:val="21"/>
         </w:rPr>
-        <w:t>1960년대 할리우드 영화 음악의 황금기를 논할 때, '보컬의 제왕' 앤디 윌리엄스(Andy Williams)를 빼놓을 수 없습니다. 1961년 'Moon River'의 대성공 이후 영화 테마곡의 보컬화에 독보적인 재능을 보였던 그는 1967년, 당대 최고의 영화 음악들을 자신의 감성으로 재해석한 명반 《Today's Movie Hits》를 선보였습니다. 이 앨범은 단순한 영화 주제가 모음집을 넘어, 스크린 속 감동을 LP의 따뜻한 사운드로 완벽하게 변주해 낸 스탠더드 팝의 수작으로 평가받습니다.</w:t>
+        <w:t>은막을 수놓았던 낭만과 비장미의 순간들이 '황금의 목소리' 앤디 윌리엄스의 기품 어린 보컬을 통해 찬란한 음악적 서사시로 다시 피어납니다. 1960~70년대 영화 음악의 황금기를 관통하며 관객들의 가슴을 울렸던 불멸의 멜로디들이 대편성 오케스트라의 풍성한 질감 속에 정교하게 녹아들어 있습니다. 벨벳처럼 부드러우면서도 깊은 온기를 품은 그의 음색은 영화의 명장면을 눈앞에 생생히 투영하며 듣는 이를 아련한 노스탤지어의 세계로 이끕니다. 스크린의 감동을 가장 순수하고 우아한 이지리스닝 팝의 정점으로 승화시킨 이 앨범은 반세기가 흐른 지금까지도 가슴 벅찬 감동을 선사하는 불멸의 고전입니다.</w:t>
       </w:r>
     </w:p>
     <w:p>
       <w:pPr>
-        <w:spacing w:line="312" w:lineRule="auto" w:after="120"/>
+        <w:spacing w:line="324" w:lineRule="auto" w:before="200" w:after="80"/>
       </w:pPr>
+      <w:r>
+        <w:rPr w:rFonts="맑은 고딕">
+          <w:rFonts w:ascii="맑은 고딕" w:hAnsi="맑은 고딕" w:eastAsia="맑은 고딕"/>
+          <w:b/>
+          <w:color w:val="1E3A8A"/>
+          <w:sz w:val="24"/>
+        </w:rPr>
+        <w:t>1. 음반 데이터</w:t>
+      </w:r>
+    </w:p>
+    <w:p>
+      <w:pPr>
+        <w:spacing w:line="324" w:lineRule="auto" w:after="80"/>
+      </w:pPr>
+      <w:r>
+        <w:rPr w:rFonts="맑은 고딕">
+          <w:rFonts w:ascii="맑은 고딕" w:hAnsi="맑은 고딕" w:eastAsia="맑은 고딕"/>
+          <w:b w:val="0"/>
+          <w:color w:val="6B7280"/>
+          <w:sz w:val="21"/>
+        </w:rPr>
+        <w:t xml:space="preserve">· </w:t>
+      </w:r>
+      <w:r>
+        <w:rPr w:rFonts="맑은 고딕">
+          <w:rFonts w:ascii="맑은 고딕" w:hAnsi="맑은 고딕" w:eastAsia="맑은 고딕"/>
+          <w:b/>
+          <w:color w:val="1F2937"/>
+          <w:sz w:val="21"/>
+        </w:rPr>
+        <w:t xml:space="preserve">앨범명: </w:t>
+      </w:r>
       <w:r>
         <w:rPr w:rFonts="맑은 고딕">
           <w:rFonts w:ascii="맑은 고딕" w:hAnsi="맑은 고딕" w:eastAsia="맑은 고딕"/>
           <w:b w:val="0"/>
           <w:sz w:val="21"/>
         </w:rPr>
-        <w:t>앤디 윌리엄스의 보컬은 특유의 신사적이고 정제된 음색, 그리고 한없이 감미로우면서도 깊은 울림을 주는 미성이 특징입니다. 콜롬비아 레코드의 풍성하고 세련된 오케스트라 편곡은 그의 부드러운 목소리를 감싸 안으며 정교한 음악적 기품을 더합니다. 화려한 영화적 연출과 앤디 윌리엄스의 서정적인 가창이 이루는 조화는 듣는 이로 하여금 고전 영화의 가장 아름다운 장면 속으로 빠져들게 만드는 매력을 발휘합니다.</w:t>
+        <w:t>Today's Movie Hits</w:t>
       </w:r>
     </w:p>
     <w:p>
       <w:pPr>
-        <w:spacing w:line="312" w:lineRule="auto" w:after="120"/>
+        <w:spacing w:line="324" w:lineRule="auto" w:after="80"/>
       </w:pPr>
+      <w:r>
+        <w:rPr w:rFonts="맑은 고딕">
+          <w:rFonts w:ascii="맑은 고딕" w:hAnsi="맑은 고딕" w:eastAsia="맑은 고딕"/>
+          <w:b w:val="0"/>
+          <w:color w:val="6B7280"/>
+          <w:sz w:val="21"/>
+        </w:rPr>
+        <w:t xml:space="preserve">· </w:t>
+      </w:r>
+      <w:r>
+        <w:rPr w:rFonts="맑은 고딕">
+          <w:rFonts w:ascii="맑은 고딕" w:hAnsi="맑은 고딕" w:eastAsia="맑은 고딕"/>
+          <w:b/>
+          <w:color w:val="1F2937"/>
+          <w:sz w:val="21"/>
+        </w:rPr>
+        <w:t xml:space="preserve">아티스트: </w:t>
+      </w:r>
       <w:r>
         <w:rPr w:rFonts="맑은 고딕">
           <w:rFonts w:ascii="맑은 고딕" w:hAnsi="맑은 고딕" w:eastAsia="맑은 고딕"/>
           <w:b w:val="0"/>
           <w:sz w:val="21"/>
         </w:rPr>
-        <w:t>앨범의 수록곡들은 각기 다른 영화의 서사와 감정을 담아내고 있습니다. 셜리 버시의 곡으로 유명한 'You Only Live Twice'를 그만의 은은한 매력으로 풀어내는가 하면, 프란시스 레이의 명곡 'A Man and a Woman'에서는 보사노바 리듬 위에 특유의 로맨틱한 음색을 얹어 이국적이고 아늑한 분위기를 자아냅니다. 또한 버트 바카락의 명곡 'Alfie'와 'The Look of Love'에서는 섬세한 감정 표현으로 세련된 모던 팝의 진수를 보여줍니다.</w:t>
+        <w:t>Andy Williams (앤디 윌리엄스)</w:t>
       </w:r>
     </w:p>
     <w:p>
       <w:pPr>
-        <w:spacing w:line="312" w:lineRule="auto" w:after="120"/>
+        <w:spacing w:line="324" w:lineRule="auto" w:after="80"/>
       </w:pPr>
+      <w:r>
+        <w:rPr w:rFonts="맑은 고딕">
+          <w:rFonts w:ascii="맑은 고딕" w:hAnsi="맑은 고딕" w:eastAsia="맑은 고딕"/>
+          <w:b w:val="0"/>
+          <w:color w:val="6B7280"/>
+          <w:sz w:val="21"/>
+        </w:rPr>
+        <w:t xml:space="preserve">· </w:t>
+      </w:r>
+      <w:r>
+        <w:rPr w:rFonts="맑은 고딕">
+          <w:rFonts w:ascii="맑은 고딕" w:hAnsi="맑은 고딕" w:eastAsia="맑은 고딕"/>
+          <w:b/>
+          <w:color w:val="1F2937"/>
+          <w:sz w:val="21"/>
+        </w:rPr>
+        <w:t xml:space="preserve">발매 정보: </w:t>
+      </w:r>
       <w:r>
         <w:rPr w:rFonts="맑은 고딕">
           <w:rFonts w:ascii="맑은 고딕" w:hAnsi="맑은 고딕" w:eastAsia="맑은 고딕"/>
           <w:b w:val="0"/>
           <w:sz w:val="21"/>
         </w:rPr>
-        <w:t>《Today's Movie Hits》는 1960년대 아날로그 LP 특유의 풍성한 오케스트레이션과 따뜻한 질감을 가장 잘 체감할 수 있는 음반입니다. 늦은 저녁, 차분한 조명 아래에서 감상하기에 더없이 완벽하며, 고전 영화가 선사하는 아날로그적 낭만과 앤디 윌리엄스라는 거장이 남긴 타임리스(Timeless) 보컬의 정수를 만끽할 수 있는 소중한 명반입니다.</w:t>
+        <w:t>1970년대 초반, 영화와 팝 음악이 가장 긴밀하게 조우하던 시기에 컬럼비아 레코드(Columbia Records)를 통해 발매된 기획반으로, 당대 영화계를 뒤흔든 최고의 영화 주제가들을 앤디 윌리엄스 특유의 완벽한 보컬 해석으로 집대성한 걸작입니다.</w:t>
+      </w:r>
+    </w:p>
+    <w:p>
+      <w:pPr>
+        <w:spacing w:line="324" w:lineRule="auto" w:after="80"/>
+      </w:pPr>
+      <w:r>
+        <w:rPr w:rFonts="맑은 고딕">
+          <w:rFonts w:ascii="맑은 고딕" w:hAnsi="맑은 고딕" w:eastAsia="맑은 고딕"/>
+          <w:b w:val="0"/>
+          <w:color w:val="6B7280"/>
+          <w:sz w:val="21"/>
+        </w:rPr>
+        <w:t xml:space="preserve">· </w:t>
+      </w:r>
+      <w:r>
+        <w:rPr w:rFonts="맑은 고딕">
+          <w:rFonts w:ascii="맑은 고딕" w:hAnsi="맑은 고딕" w:eastAsia="맑은 고딕"/>
+          <w:b/>
+          <w:color w:val="1F2937"/>
+          <w:sz w:val="21"/>
+        </w:rPr>
+        <w:t xml:space="preserve">LP 인기도(판매량): </w:t>
+      </w:r>
+      <w:r>
+        <w:rPr w:rFonts="맑은 고딕">
+          <w:rFonts w:ascii="맑은 고딕" w:hAnsi="맑은 고딕" w:eastAsia="맑은 고딕"/>
+          <w:b w:val="0"/>
+          <w:sz w:val="21"/>
+        </w:rPr>
+        <w:t>발매 당시 빌보드 앨범 차트 상위권에 안착하며 전 세계적으로 골드 레코드를 기록하였고, 영화 음악 컴필레이션 앨범 중에서도 대중성과 예술성을 겸비하여 장기 베스트셀러로 큰 사랑을 받았습니다.</w:t>
+      </w:r>
+    </w:p>
+    <w:p>
+      <w:pPr>
+        <w:spacing w:line="324" w:lineRule="auto" w:after="80"/>
+      </w:pPr>
+      <w:r>
+        <w:rPr w:rFonts="맑은 고딕">
+          <w:rFonts w:ascii="맑은 고딕" w:hAnsi="맑은 고딕" w:eastAsia="맑은 고딕"/>
+          <w:b w:val="0"/>
+          <w:color w:val="6B7280"/>
+          <w:sz w:val="21"/>
+        </w:rPr>
+        <w:t xml:space="preserve">· </w:t>
+      </w:r>
+      <w:r>
+        <w:rPr w:rFonts="맑은 고딕">
+          <w:rFonts w:ascii="맑은 고딕" w:hAnsi="맑은 고딕" w:eastAsia="맑은 고딕"/>
+          <w:b/>
+          <w:color w:val="1F2937"/>
+          <w:sz w:val="21"/>
+        </w:rPr>
+        <w:t xml:space="preserve">각종 수상경력: </w:t>
+      </w:r>
+      <w:r>
+        <w:rPr w:rFonts="맑은 고딕">
+          <w:rFonts w:ascii="맑은 고딕" w:hAnsi="맑은 고딕" w:eastAsia="맑은 고딕"/>
+          <w:b w:val="0"/>
+          <w:sz w:val="21"/>
+        </w:rPr>
+        <w:t>그래미 어워드 후보 지명 및 미국 음반 산업 협회(RIAA) 골드 인증을 획득하며 평단과 대중 모두에게 '영화 음악의 표준이자 모범'이라는 드높은 찬사를 받았습니다.</w:t>
+      </w:r>
+    </w:p>
+    <w:p>
+      <w:pPr>
+        <w:spacing w:line="324" w:lineRule="auto" w:before="200" w:after="80"/>
+      </w:pPr>
+      <w:r>
+        <w:rPr w:rFonts="맑은 고딕">
+          <w:rFonts w:ascii="맑은 고딕" w:hAnsi="맑은 고딕" w:eastAsia="맑은 고딕"/>
+          <w:b/>
+          <w:color w:val="1E3A8A"/>
+          <w:sz w:val="24"/>
+        </w:rPr>
+        <w:t>2. 아티스트 정보</w:t>
+      </w:r>
+    </w:p>
+    <w:p>
+      <w:pPr>
+        <w:spacing w:line="324" w:lineRule="auto" w:after="80"/>
+      </w:pPr>
+      <w:r>
+        <w:rPr w:rFonts="맑은 고딕">
+          <w:rFonts w:ascii="맑은 고딕" w:hAnsi="맑은 고딕" w:eastAsia="맑은 고딕"/>
+          <w:b w:val="0"/>
+          <w:color w:val="6B7280"/>
+          <w:sz w:val="21"/>
+        </w:rPr>
+        <w:t xml:space="preserve">· </w:t>
+      </w:r>
+      <w:r>
+        <w:rPr w:rFonts="맑은 고딕">
+          <w:rFonts w:ascii="맑은 고딕" w:hAnsi="맑은 고딕" w:eastAsia="맑은 고딕"/>
+          <w:b/>
+          <w:color w:val="1F2937"/>
+          <w:sz w:val="21"/>
+        </w:rPr>
+        <w:t xml:space="preserve">국적: </w:t>
+      </w:r>
+      <w:r>
+        <w:rPr w:rFonts="맑은 고딕">
+          <w:rFonts w:ascii="맑은 고딕" w:hAnsi="맑은 고딕" w:eastAsia="맑은 고딕"/>
+          <w:b w:val="0"/>
+          <w:sz w:val="21"/>
+        </w:rPr>
+        <w:t>미국 (USA)</w:t>
+      </w:r>
+    </w:p>
+    <w:p>
+      <w:pPr>
+        <w:spacing w:line="324" w:lineRule="auto" w:after="80"/>
+      </w:pPr>
+      <w:r>
+        <w:rPr w:rFonts="맑은 고딕">
+          <w:rFonts w:ascii="맑은 고딕" w:hAnsi="맑은 고딕" w:eastAsia="맑은 고딕"/>
+          <w:b w:val="0"/>
+          <w:color w:val="6B7280"/>
+          <w:sz w:val="21"/>
+        </w:rPr>
+        <w:t xml:space="preserve">· </w:t>
+      </w:r>
+      <w:r>
+        <w:rPr w:rFonts="맑은 고딕">
+          <w:rFonts w:ascii="맑은 고딕" w:hAnsi="맑은 고딕" w:eastAsia="맑은 고딕"/>
+          <w:b/>
+          <w:color w:val="1F2937"/>
+          <w:sz w:val="21"/>
+        </w:rPr>
+        <w:t xml:space="preserve">생몰년도: </w:t>
+      </w:r>
+      <w:r>
+        <w:rPr w:rFonts="맑은 고딕">
+          <w:rFonts w:ascii="맑은 고딕" w:hAnsi="맑은 고딕" w:eastAsia="맑은 고딕"/>
+          <w:b w:val="0"/>
+          <w:sz w:val="21"/>
+        </w:rPr>
+        <w:t>1927년 12월 3일 ~ 2012년 9월 25일</w:t>
+      </w:r>
+    </w:p>
+    <w:p>
+      <w:pPr>
+        <w:spacing w:line="324" w:lineRule="auto" w:after="80"/>
+      </w:pPr>
+      <w:r>
+        <w:rPr w:rFonts="맑은 고딕">
+          <w:rFonts w:ascii="맑은 고딕" w:hAnsi="맑은 고딕" w:eastAsia="맑은 고딕"/>
+          <w:b w:val="0"/>
+          <w:color w:val="6B7280"/>
+          <w:sz w:val="21"/>
+        </w:rPr>
+        <w:t xml:space="preserve">· </w:t>
+      </w:r>
+      <w:r>
+        <w:rPr w:rFonts="맑은 고딕">
+          <w:rFonts w:ascii="맑은 고딕" w:hAnsi="맑은 고딕" w:eastAsia="맑은 고딕"/>
+          <w:b/>
+          <w:color w:val="1F2937"/>
+          <w:sz w:val="21"/>
+        </w:rPr>
+        <w:t xml:space="preserve">그룹 소속: </w:t>
+      </w:r>
+      <w:r>
+        <w:rPr w:rFonts="맑은 고딕">
+          <w:rFonts w:ascii="맑은 고딕" w:hAnsi="맑은 고딕" w:eastAsia="맑은 고딕"/>
+          <w:b w:val="0"/>
+          <w:sz w:val="21"/>
+        </w:rPr>
+        <w:t>솔로 (초기 '윌리엄스 브라더스' 활동 후 솔로 전향)</w:t>
+      </w:r>
+    </w:p>
+    <w:p>
+      <w:pPr>
+        <w:spacing w:line="324" w:lineRule="auto" w:after="80"/>
+      </w:pPr>
+      <w:r>
+        <w:rPr w:rFonts="맑은 고딕">
+          <w:rFonts w:ascii="맑은 고딕" w:hAnsi="맑은 고딕" w:eastAsia="맑은 고딕"/>
+          <w:b w:val="0"/>
+          <w:color w:val="6B7280"/>
+          <w:sz w:val="21"/>
+        </w:rPr>
+        <w:t xml:space="preserve">· </w:t>
+      </w:r>
+      <w:r>
+        <w:rPr w:rFonts="맑은 고딕">
+          <w:rFonts w:ascii="맑은 고딕" w:hAnsi="맑은 고딕" w:eastAsia="맑은 고딕"/>
+          <w:b/>
+          <w:color w:val="1F2937"/>
+          <w:sz w:val="21"/>
+        </w:rPr>
+        <w:t xml:space="preserve">아티스트 소개: </w:t>
+      </w:r>
+      <w:r>
+        <w:rPr w:rFonts="맑은 고딕">
+          <w:rFonts w:ascii="맑은 고딕" w:hAnsi="맑은 고딕" w:eastAsia="맑은 고딕"/>
+          <w:b w:val="0"/>
+          <w:sz w:val="21"/>
+        </w:rPr>
+        <w:t>앤디 윌리엄스는 특유의 온화하고 청아한 미성과 완벽한 프레이징으로 20세기 전통 팝과 스탠더드 보컬의 황금기를 이끈 전설적인 보컬리스트입니다. 로널드 레이건 전 미국 대통령으로부터 "미국의 국보(National Treasure)"라는 칭호를 얻을 만큼 대중음악사에 굵직한 족적을 남겼으며, 수많은 영화 주제가를 세계적인 명곡의 반열에 올려놓았습니다.</w:t>
+      </w:r>
+    </w:p>
+    <w:p>
+      <w:pPr>
+        <w:spacing w:line="324" w:lineRule="auto" w:before="200" w:after="80"/>
+      </w:pPr>
+      <w:r>
+        <w:rPr w:rFonts="맑은 고딕">
+          <w:rFonts w:ascii="맑은 고딕" w:hAnsi="맑은 고딕" w:eastAsia="맑은 고딕"/>
+          <w:b/>
+          <w:color w:val="1E3A8A"/>
+          <w:sz w:val="24"/>
+        </w:rPr>
+        <w:t>3. 음반 상세 분석</w:t>
+      </w:r>
+    </w:p>
+    <w:p>
+      <w:pPr>
+        <w:spacing w:line="324" w:lineRule="auto" w:after="80"/>
+      </w:pPr>
+      <w:r>
+        <w:rPr w:rFonts="맑은 고딕">
+          <w:rFonts w:ascii="맑은 고딕" w:hAnsi="맑은 고딕" w:eastAsia="맑은 고딕"/>
+          <w:b w:val="0"/>
+          <w:color w:val="6B7280"/>
+          <w:sz w:val="21"/>
+        </w:rPr>
+        <w:t xml:space="preserve">· </w:t>
+      </w:r>
+      <w:r>
+        <w:rPr w:rFonts="맑은 고딕">
+          <w:rFonts w:ascii="맑은 고딕" w:hAnsi="맑은 고딕" w:eastAsia="맑은 고딕"/>
+          <w:b/>
+          <w:color w:val="1F2937"/>
+          <w:sz w:val="21"/>
+        </w:rPr>
+        <w:t xml:space="preserve">역사적 위치: </w:t>
+      </w:r>
+      <w:r>
+        <w:rPr w:rFonts="맑은 고딕">
+          <w:rFonts w:ascii="맑은 고딕" w:hAnsi="맑은 고딕" w:eastAsia="맑은 고딕"/>
+          <w:b w:val="0"/>
+          <w:sz w:val="21"/>
+        </w:rPr>
+        <w:t>본 음반은 단순한 영화 사운드트랙 모음집을 넘어, 스크린 속 서사를 독립된 보컬 아트(Vocal Art)의 경지로 끌어올린 기념비적인 명반입니다. 앤디 윌리엄스의 절제되면서도 서정적인 가창은 각 영화의 원곡이 지닌 정서를 훼손하지 않으면서도 그만의 클래시컬한 기품을 불어넣어, 팝 보컬 앨범으로서 최고의 완성도와 영속성을 획득했습니다.</w:t>
+      </w:r>
+    </w:p>
+    <w:p>
+      <w:pPr>
+        <w:spacing w:line="324" w:lineRule="auto" w:after="80"/>
+      </w:pPr>
+      <w:r>
+        <w:rPr w:rFonts="맑은 고딕">
+          <w:rFonts w:ascii="맑은 고딕" w:hAnsi="맑은 고딕" w:eastAsia="맑은 고딕"/>
+          <w:b w:val="0"/>
+          <w:color w:val="6B7280"/>
+          <w:sz w:val="21"/>
+        </w:rPr>
+        <w:t xml:space="preserve">· </w:t>
+      </w:r>
+      <w:r>
+        <w:rPr w:rFonts="맑은 고딕">
+          <w:rFonts w:ascii="맑은 고딕" w:hAnsi="맑은 고딕" w:eastAsia="맑은 고딕"/>
+          <w:b/>
+          <w:color w:val="1F2937"/>
+          <w:sz w:val="21"/>
+        </w:rPr>
+        <w:t xml:space="preserve">시대의 흔적(스토리텔링): </w:t>
+      </w:r>
+      <w:r>
+        <w:rPr w:rFonts="맑은 고딕">
+          <w:rFonts w:ascii="맑은 고딕" w:hAnsi="맑은 고딕" w:eastAsia="맑은 고딕"/>
+          <w:b w:val="0"/>
+          <w:sz w:val="21"/>
+        </w:rPr>
+        <w:t>1970년대 초는 급변하는 사회적 격변 속에서 대중들이 은막의 낭만과 서정성을 통해 위로받고자 했던 시대였습니다. 어두운 극장 안에서 영화를 보며 눈물짓던 청춘들에게 앤디 윌리엄스의 음반은 집 안의 거실에서도 그 애틋한 첫사랑과 비장한 드라마의 여운을 고스란히 되살려주는 가장 따뜻한 문화적 안식처였습니다.</w:t>
+      </w:r>
+    </w:p>
+    <w:p>
+      <w:pPr>
+        <w:spacing w:line="324" w:lineRule="auto" w:before="200" w:after="80"/>
+      </w:pPr>
+      <w:r>
+        <w:rPr w:rFonts="맑은 고딕">
+          <w:rFonts w:ascii="맑은 고딕" w:hAnsi="맑은 고딕" w:eastAsia="맑은 고딕"/>
+          <w:b/>
+          <w:color w:val="1E3A8A"/>
+          <w:sz w:val="24"/>
+        </w:rPr>
+        <w:t>4. 주요 수록곡 및 감상 제언</w:t>
+      </w:r>
+    </w:p>
+    <w:p>
+      <w:pPr>
+        <w:spacing w:line="324" w:lineRule="auto" w:after="80"/>
+      </w:pPr>
+      <w:r>
+        <w:rPr w:rFonts="맑은 고딕">
+          <w:rFonts w:ascii="맑은 고딕" w:hAnsi="맑은 고딕" w:eastAsia="맑은 고딕"/>
+          <w:b w:val="0"/>
+          <w:color w:val="6B7280"/>
+          <w:sz w:val="21"/>
+        </w:rPr>
+        <w:t xml:space="preserve">· </w:t>
+      </w:r>
+      <w:r>
+        <w:rPr w:rFonts="맑은 고딕">
+          <w:rFonts w:ascii="맑은 고딕" w:hAnsi="맑은 고딕" w:eastAsia="맑은 고딕"/>
+          <w:b/>
+          <w:color w:val="1F2937"/>
+          <w:sz w:val="21"/>
+        </w:rPr>
+        <w:t xml:space="preserve">주요 수록곡 특징: </w:t>
+      </w:r>
+      <w:r>
+        <w:rPr w:rFonts="맑은 고딕">
+          <w:rFonts w:ascii="맑은 고딕" w:hAnsi="맑은 고딕" w:eastAsia="맑은 고딕"/>
+          <w:b w:val="0"/>
+          <w:sz w:val="21"/>
+        </w:rPr>
+        <w:t>영화 &lt;대부&gt;의 테마로 비장미와 서정성이 절묘하게 교차하는 "Speak Softly Love", 순백의 슬픔과 낭만을 노래한 &lt;러브스토리&gt;의 "Love Story (Where Do I Begin)", 셰익스피어의 비극을 찬란한 아름다움으로 승화시킨 &lt;로미오와 줄리엣&gt;의 "A Time for Us" 등이 수록되어 있습니다. 유려한 현악 오케스트레이션 위로 미끄러지듯 흐르는 그의 목소리는 각 트랙마다 짙은 여운과 품격을 선사합니다.</w:t>
+      </w:r>
+    </w:p>
+    <w:p>
+      <w:pPr>
+        <w:spacing w:line="324" w:lineRule="auto" w:after="80"/>
+      </w:pPr>
+      <w:r>
+        <w:rPr w:rFonts="맑은 고딕">
+          <w:rFonts w:ascii="맑은 고딕" w:hAnsi="맑은 고딕" w:eastAsia="맑은 고딕"/>
+          <w:b w:val="0"/>
+          <w:color w:val="6B7280"/>
+          <w:sz w:val="21"/>
+        </w:rPr>
+        <w:t xml:space="preserve">· </w:t>
+      </w:r>
+      <w:r>
+        <w:rPr w:rFonts="맑은 고딕">
+          <w:rFonts w:ascii="맑은 고딕" w:hAnsi="맑은 고딕" w:eastAsia="맑은 고딕"/>
+          <w:b/>
+          <w:color w:val="1F2937"/>
+          <w:sz w:val="21"/>
+        </w:rPr>
+        <w:t xml:space="preserve">빈티지 감상 제언: </w:t>
+      </w:r>
+      <w:r>
+        <w:rPr w:rFonts="맑은 고딕">
+          <w:rFonts w:ascii="맑은 고딕" w:hAnsi="맑은 고딕" w:eastAsia="맑은 고딕"/>
+          <w:b w:val="0"/>
+          <w:sz w:val="21"/>
+        </w:rPr>
+        <w:t>LP 바이닐 특유의 미세한 소리골 마찰음과 진공관 앰프의 따뜻한 배음이 만날 때 이 음반의 진가가 비로소 드러납니다. 턴테이블 카트리지가 부드럽게 트래킹하며 뿜어내는 앤디 윌리엄스의 숨소리와 풍성한 스트링 사운드는 마치 아날로그 영사기가 돌아가는 고전 극장의 한가운데에 앉아 있는 듯한 황홀한 공간감을 자아냅니다.</w:t>
+      </w:r>
+    </w:p>
+    <w:p>
+      <w:pPr>
+        <w:spacing w:line="324" w:lineRule="auto" w:after="80"/>
+      </w:pPr>
+      <w:r>
+        <w:rPr w:rFonts="맑은 고딕">
+          <w:rFonts w:ascii="맑은 고딕" w:hAnsi="맑은 고딕" w:eastAsia="맑은 고딕"/>
+          <w:b w:val="0"/>
+          <w:color w:val="6B7280"/>
+          <w:sz w:val="21"/>
+        </w:rPr>
+        <w:t xml:space="preserve">· </w:t>
+      </w:r>
+      <w:r>
+        <w:rPr w:rFonts="맑은 고딕">
+          <w:rFonts w:ascii="맑은 고딕" w:hAnsi="맑은 고딕" w:eastAsia="맑은 고딕"/>
+          <w:b/>
+          <w:color w:val="1F2937"/>
+          <w:sz w:val="21"/>
+        </w:rPr>
+        <w:t xml:space="preserve">소장 가치: </w:t>
+      </w:r>
+      <w:r>
+        <w:rPr w:rFonts="맑은 고딕">
+          <w:rFonts w:ascii="맑은 고딕" w:hAnsi="맑은 고딕" w:eastAsia="맑은 고딕"/>
+          <w:b w:val="0"/>
+          <w:sz w:val="21"/>
+        </w:rPr>
+        <w:t>할리우드 영화 음악의 황금기와 전통 팝 보컬의 정점이 완벽하게 결합한 유산으로, 고전 영화와 오디오파일 사운드를 사랑하는 LP 컬렉터라면 결코 놓쳐서는 안 될 필수 소장반입니다.</w:t>
+      </w:r>
+    </w:p>
+    <w:p>
+      <w:pPr>
+        <w:spacing w:line="324" w:lineRule="auto" w:after="120" w:before="160"/>
+      </w:pPr>
+      <w:r>
+        <w:rPr w:rFonts="맑은 고딕">
+          <w:rFonts w:ascii="맑은 고딕" w:hAnsi="맑은 고딕" w:eastAsia="맑은 고딕"/>
+          <w:b/>
+          <w:color w:val="4338CA"/>
+          <w:sz w:val="21"/>
+        </w:rPr>
+        <w:t>이 음반을 통해 아날로그 소리골을 타고 흐르는 은막의 낭만과 앤디 윌리엄스가 전해주는 감동을 다시 한번 경험해 보시는 것은 어떨까요?</w:t>
       </w:r>
     </w:p>
     <w:sectPr>
       <w:pgSz w:w="12240" w:h="15840"/>
-      <w:pgMar w:top="1440" w:right="1440" w:bottom="1440" w:left="1440" w:header="720" w:footer="720" w:gutter="0"/>
+      <w:pgMar w:top="1152" w:right="1296" w:bottom="1152" w:left="1296" w:header="720" w:footer="720" w:gutter="0"/>
       <w:cols w:space="720"/>
       <w:docGrid w:linePitch="360"/>
     </w:sectPr>

--- a/word_reports/LP_0057_위치_141_Andy Williams_Today's Mov.docx
+++ b/word_reports/LP_0057_위치_141_Andy Williams_Today's Mov.docx
@@ -32,7 +32,7 @@
     </w:p>
     <w:p>
       <w:pPr>
-        <w:spacing w:line="324" w:lineRule="auto" w:before="80" w:after="160"/>
+        <w:spacing w:line="324" w:lineRule="auto" w:before="80" w:after="120"/>
       </w:pPr>
       <w:r>
         <w:rPr w:rFonts="맑은 고딕">
@@ -42,13 +42,6 @@
           <w:sz w:val="22"/>
         </w:rPr>
         <w:t xml:space="preserve">[음반 소개] </w:t>
-      </w:r>
-      <w:r>
-        <w:rPr w:rFonts="맑은 고딕">
-          <w:rFonts w:ascii="맑은 고딕" w:hAnsi="맑은 고딕" w:eastAsia="맑은 고딕"/>
-          <w:b w:val="0"/>
-          <w:sz w:val="21"/>
-        </w:rPr>
       </w:r>
     </w:p>
     <w:p>
@@ -61,7 +54,33 @@
           <w:b w:val="0"/>
           <w:sz w:val="21"/>
         </w:rPr>
-        <w:t>은막을 수놓았던 낭만과 비장미의 순간들이 '황금의 목소리' 앤디 윌리엄스의 기품 어린 보컬을 통해 찬란한 음악적 서사시로 다시 피어납니다. 1960~70년대 영화 음악의 황금기를 관통하며 관객들의 가슴을 울렸던 불멸의 멜로디들이 대편성 오케스트라의 풍성한 질감 속에 정교하게 녹아들어 있습니다. 벨벳처럼 부드러우면서도 깊은 온기를 품은 그의 음색은 영화의 명장면을 눈앞에 생생히 투영하며 듣는 이를 아련한 노스탤지어의 세계로 이끕니다. 스크린의 감동을 가장 순수하고 우아한 이지리스닝 팝의 정점으로 승화시킨 이 앨범은 반세기가 흐른 지금까지도 가슴 벅찬 감동을 선사하는 불멸의 고전입니다.</w:t>
+        <w:t>앤디 윌리엄스는 20세기 중후반 미국 스탠더드 팝의 황금기를 상징하는 거장이자, '실크처럼 부드럽고 온화한 음색'으로 전 세계 음악 애호가들의 영혼을 어루만져 온 불멸의 크루너(Crooner)입니다. 그가 발표한 영화 음악 해석집들은 스크린 위의 시각적 서사를 가장 순수하고 서정적인 청각적 감동으로 치환하는 독보적인 마법을 지니고 있었습니다. 1969년 명문 레이블 컬럼비아 레코드(Columbia Records)를 통해 발매된 본작 《Today's Movie Hits》는 1960년대 말 대중문화의 급격한 변혁기 속에서도, 영원히 퇴색하지 않을 클래식한 품격과 우아한 서정미를 당대 최고의 영화 테마곡들을 통해 집대성해 낸 명반입니다.</w:t>
+      </w:r>
+    </w:p>
+    <w:p>
+      <w:pPr>
+        <w:spacing w:line="324" w:lineRule="auto" w:after="120"/>
+      </w:pPr>
+      <w:r>
+        <w:rPr w:rFonts="맑은 고딕">
+          <w:rFonts w:ascii="맑은 고딕" w:hAnsi="맑은 고딕" w:eastAsia="맑은 고딕"/>
+          <w:b w:val="0"/>
+          <w:sz w:val="21"/>
+        </w:rPr>
+        <w:t>1960년대 후반은 사이키델릭 록과 저항 음악이 주류를 형성하던 거친 격동의 시대였습니다. 그러나 앤디 윌리엄스는 유행의 급류에 휩쓸리지 않고, 영화라는 종합예술이 건네는 인간 본연의 고뇌와 순수한 사랑, 삶의 애환을 특유의 벨벳 보이스로 관조하며 정갈하게 벼려냈습니다. 영화 《로미오와 줄리엣》의 비극적 아름다움을 품은 테마부터 《졸업》, 《미드나잇 카우보이》 등 당시 세계 영화계를 뒤흔들었던 화제작들의 명선율은, 앤디 윌리엄스의 완벽한 딕션과 호흡, 그리고 당대 최고의 오케스트레이션을 통과하며 원곡의 감흥을 뛰어넘는 독립된 예술적 완결성을 획득하였습니다.</w:t>
+      </w:r>
+    </w:p>
+    <w:p>
+      <w:pPr>
+        <w:spacing w:line="324" w:lineRule="auto" w:after="120"/>
+      </w:pPr>
+      <w:r>
+        <w:rPr w:rFonts="맑은 고딕">
+          <w:rFonts w:ascii="맑은 고딕" w:hAnsi="맑은 고딕" w:eastAsia="맑은 고딕"/>
+          <w:b w:val="0"/>
+          <w:sz w:val="21"/>
+        </w:rPr>
+        <w:t>그의 음악 철학은 화려한 기교나 자극적인 과시가 아닌, 음표 하나하나에 진실한 온기와 절제미를 불어넣는 '감정의 정제'에 닿아 있습니다. 세월의 풍파 속에서도 결코 바래지 않는 그의 음성은 듣는 이로 하여금 스크린 속 주인공들이 거닐던 아련한 시간 속으로 빠져들게 만드는 강력한 서정적 흡인력을 발휘합니다. 턴테이블의 소리골을 따라 피어오르는 현악의 풍성한 질감과 앤디 윌리엄스의 따뜻한 숨결은, 아날로그 황금기가 남긴 가장 귀하고 격조 높은 유산으로서 오늘날에도 변함없이 가슴 벅찬 울림을 선사합니다.</w:t>
       </w:r>
     </w:p>
     <w:p>
@@ -168,7 +187,7 @@
           <w:b w:val="0"/>
           <w:sz w:val="21"/>
         </w:rPr>
-        <w:t>1970년대 초반, 영화와 팝 음악이 가장 긴밀하게 조우하던 시기에 컬럼비아 레코드(Columbia Records)를 통해 발매된 기획반으로, 당대 영화계를 뒤흔든 최고의 영화 주제가들을 앤디 윌리엄스 특유의 완벽한 보컬 해석으로 집대성한 걸작입니다.</w:t>
+        <w:t>1969년 미국 Columbia Records 정식 발매. 1960년대 후반을 대표하는 세계적인 영화 테마곡들을 엄선하여 앤디 윌리엄스 특유의 이지 리스닝과 오케스트럴 팝 사운드로 재해석한 기획 명반.</w:t>
       </w:r>
     </w:p>
     <w:p>
@@ -199,7 +218,7 @@
           <w:b w:val="0"/>
           <w:sz w:val="21"/>
         </w:rPr>
-        <w:t>발매 당시 빌보드 앨범 차트 상위권에 안착하며 전 세계적으로 골드 레코드를 기록하였고, 영화 음악 컴필레이션 앨범 중에서도 대중성과 예술성을 겸비하여 장기 베스트셀러로 큰 사랑을 받았습니다.</w:t>
+        <w:t>빌보드 200 앨범 차트 상위권에 안착하며 장기 집권하였고, 미국 레코드 산업 협회(RIAA) 골드 레코드(Gold Disc)를 기록하는 등 대중적 흥행과 상업적 성공을 동시에 거둔 스테디셀러.</w:t>
       </w:r>
     </w:p>
     <w:p>
@@ -230,7 +249,7 @@
           <w:b w:val="0"/>
           <w:sz w:val="21"/>
         </w:rPr>
-        <w:t>그래미 어워드 후보 지명 및 미국 음반 산업 협회(RIAA) 골드 인증을 획득하며 평단과 대중 모두에게 '영화 음악의 표준이자 모범'이라는 드높은 찬사를 받았습니다.</w:t>
+        <w:t>그래미 어워드 보컬 부문 유력 후보군으로 거론됨은 물론, 유수의 음악 평단으로부터 "스크린의 감동을 가장 완벽한 품격으로 직조해 낸 보컬 예술의 정점"이라는 극찬을 받음.</w:t>
       </w:r>
     </w:p>
     <w:p>
@@ -337,7 +356,7 @@
           <w:b w:val="0"/>
           <w:sz w:val="21"/>
         </w:rPr>
-        <w:t>솔로 (초기 '윌리엄스 브라더스' 활동 후 솔로 전향)</w:t>
+        <w:t>솔로 (Solo)</w:t>
       </w:r>
     </w:p>
     <w:p>
@@ -368,7 +387,7 @@
           <w:b w:val="0"/>
           <w:sz w:val="21"/>
         </w:rPr>
-        <w:t>앤디 윌리엄스는 특유의 온화하고 청아한 미성과 완벽한 프레이징으로 20세기 전통 팝과 스탠더드 보컬의 황금기를 이끈 전설적인 보컬리스트입니다. 로널드 레이건 전 미국 대통령으로부터 "미국의 국보(National Treasure)"라는 칭호를 얻을 만큼 대중음악사에 굵직한 족적을 남겼으며, 수많은 영화 주제가를 세계적인 명곡의 반열에 올려놓았습니다.</w:t>
+        <w:t>앤디 윌리엄스는 맑고 감미로운 바리톤 음색으로 '이지 리스닝 팝의 제왕'이라 칭송받으며 20세기 미국 파퓰러 뮤직의 스탠더드를 정립한 거장입니다. 영화 《티파니에서 아침을》의 'Moon River'를 비롯한 수많은 불후의 명곡을 남기며, 기교를 넘어선 기품 있는 가창으로 반세기 넘게 전 세계인의 심금을 울렸습니다.</w:t>
       </w:r>
     </w:p>
     <w:p>
@@ -413,7 +432,7 @@
           <w:b w:val="0"/>
           <w:sz w:val="21"/>
         </w:rPr>
-        <w:t>본 음반은 단순한 영화 사운드트랙 모음집을 넘어, 스크린 속 서사를 독립된 보컬 아트(Vocal Art)의 경지로 끌어올린 기념비적인 명반입니다. 앤디 윌리엄스의 절제되면서도 서정적인 가창은 각 영화의 원곡이 지닌 정서를 훼손하지 않으면서도 그만의 클래시컬한 기품을 불어넣어, 팝 보컬 앨범으로서 최고의 완성도와 영속성을 획득했습니다.</w:t>
+        <w:t>1960년대 후반 록 음악이 범람하던 대중음악 지형 속에서 전통적인 스탠더드 팝 보컬과 대편성 오케스트라 편곡의 정통성을 수호한 역사적 기념비입니다. 영화 사운드트랙 테마를 팝 보컬리스트의 독창적인 해석집으로 승화시킨 모범적 사례로 음악사적 가치가 매우 높습니다.</w:t>
       </w:r>
     </w:p>
     <w:p>
@@ -444,7 +463,7 @@
           <w:b w:val="0"/>
           <w:sz w:val="21"/>
         </w:rPr>
-        <w:t>1970년대 초는 급변하는 사회적 격변 속에서 대중들이 은막의 낭만과 서정성을 통해 위로받고자 했던 시대였습니다. 어두운 극장 안에서 영화를 보며 눈물짓던 청춘들에게 앤디 윌리엄스의 음반은 집 안의 거실에서도 그 애틋한 첫사랑과 비장한 드라마의 여운을 고스란히 되살려주는 가장 따뜻한 문화적 안식처였습니다.</w:t>
+        <w:t>1960년대 후반 은막을 수놓았던 아련한 낭만과 급변하는 사회상 속에서 청춘들이 겪었던 고독의 감성이 고스란히 각인되어 있습니다. 당시 전 세계 거실의 진공관 전축을 통해 흘러나오던 그의 노래는 혼란한 시대를 살아가던 대중에게 가장 따뜻한 안식처이자 서정적인 위로였습니다.</w:t>
       </w:r>
     </w:p>
     <w:p>
@@ -489,7 +508,7 @@
           <w:b w:val="0"/>
           <w:sz w:val="21"/>
         </w:rPr>
-        <w:t>영화 &lt;대부&gt;의 테마로 비장미와 서정성이 절묘하게 교차하는 "Speak Softly Love", 순백의 슬픔과 낭만을 노래한 &lt;러브스토리&gt;의 "Love Story (Where Do I Begin)", 셰익스피어의 비극을 찬란한 아름다움으로 승화시킨 &lt;로미오와 줄리엣&gt;의 "A Time for Us" 등이 수록되어 있습니다. 유려한 현악 오케스트레이션 위로 미끄러지듯 흐르는 그의 목소리는 각 트랙마다 짙은 여운과 품격을 선사합니다.</w:t>
+        <w:t>영화 《로미오와 줄리엣》의 애절한 비극미를 성스러운 멜로디로 노래한 'A Time for Us', 사이먼 앤 가펑클의 원곡을 유려하고 여유로운 스탠더드 팝으로 완벽히 번안한 《졸업》의 'Mrs. Robinson', 고독한 도시인의 방랑을 투영한 《미드나잇 카우보이》의 'Everybody's Talkin'' 등 한 곡 한 곡이 스크린의 감동을 생생하게 되살려내는 명연을 담고 있습니다.</w:t>
       </w:r>
     </w:p>
     <w:p>
@@ -520,7 +539,7 @@
           <w:b w:val="0"/>
           <w:sz w:val="21"/>
         </w:rPr>
-        <w:t>LP 바이닐 특유의 미세한 소리골 마찰음과 진공관 앰프의 따뜻한 배음이 만날 때 이 음반의 진가가 비로소 드러납니다. 턴테이블 카트리지가 부드럽게 트래킹하며 뿜어내는 앤디 윌리엄스의 숨소리와 풍성한 스트링 사운드는 마치 아날로그 영사기가 돌아가는 고전 극장의 한가운데에 앉아 있는 듯한 황홀한 공간감을 자아냅니다.</w:t>
+        <w:t>진공관 앰프의 온기 어린 배음과 풍성한 중저역을 지닌 빈티지 스피커, 그리고 감도가 뛰어난 MM 카트리지를 장착한 턴테이블 시스템으로 감상할 것을 권합니다. 바이올린 군의 비단결 같은 선율과 앤디 윌리엄스 특유의 흉성 공명이 방 안을 그윽하게 채우며 아날로그 녹음 특유의 입체적인 공간감을 만끽할 수 있습니다.</w:t>
       </w:r>
     </w:p>
     <w:p>
@@ -551,7 +570,7 @@
           <w:b w:val="0"/>
           <w:sz w:val="21"/>
         </w:rPr>
-        <w:t>할리우드 영화 음악의 황금기와 전통 팝 보컬의 정점이 완벽하게 결합한 유산으로, 고전 영화와 오디오파일 사운드를 사랑하는 LP 컬렉터라면 결코 놓쳐서는 안 될 필수 소장반입니다.</w:t>
+        <w:t>컬럼비아 레코드의 최전성기 사운드 엔지니어링 기술이 오롯이 반영된 LP로, 오디오파일(Audiophile) 관점에서도 무척 뛰어난 음질적 완성도를 자랑합니다. 20세기 은막의 황금기와 전설적인 크루너의 예술혼이 교차하는 지점에 위치한 작품이기에 클래식/팝 LP 컬렉터라면 필히 서가에 비치해야 할 가치가 충분합니다.</w:t>
       </w:r>
     </w:p>
     <w:p>
@@ -565,7 +584,7 @@
           <w:color w:val="4338CA"/>
           <w:sz w:val="21"/>
         </w:rPr>
-        <w:t>이 음반을 통해 아날로그 소리골을 타고 흐르는 은막의 낭만과 앤디 윌리엄스가 전해주는 감동을 다시 한번 경험해 보시는 것은 어떨까요?</w:t>
+        <w:t>이 음반을 통해 20세기 은막의 눈부신 낭만과 앤디 윌리엄스의 벨벳 음색이 아날로그 사운드를 타고 전해주는 감동을 다시 한번 경험해 보시는 것은 어떨까요?</w:t>
       </w:r>
     </w:p>
     <w:sectPr>
